--- a/klagomål/A 46144-2024 FSC-klagomål.docx
+++ b/klagomål/A 46144-2024 FSC-klagomål.docx
@@ -758,7 +758,7 @@
     <w:r>
       <w:tab/>
       <w:tab/>
-      <w:t>2024-10-17</w:t>
+      <w:t>2024-10-18</w:t>
       <w:br/>
       <w:br/>
     </w:r>

--- a/klagomål/A 46144-2024 FSC-klagomål.docx
+++ b/klagomål/A 46144-2024 FSC-klagomål.docx
@@ -191,7 +191,7 @@
     </w:p>
     <w:p>
       <w:r>
-        <w:t>I avverkningsanmälan har följande 10 naturvårdsarter hittats: gammelgransskål (NT), garnlav (NT), järpe (NT, §4), lunglav (NT), smålom (NT, §4), stjärntagging (NT), ullticka (NT), violettgrå tagellav (NT), kattfotslav (S) och vedticka (S). Av dessa är 8 rödlistade. För rödlistade arter har rödlistekategorin angivits inom parentes. Arter som är signalarter enligt Skogsstyrelsen har markerats med (S). För fridlysta arter anges även paragrafen i Artskyddsförordningen som arten är fridlyst enligt.</w:t>
+        <w:t>I avverkningsanmälan har följande 11 naturvårdsarter hittats: gammelgransskål (NT), garnlav (NT), järpe (NT, §4), lunglav (NT), smålom (NT, §4), stjärntagging (NT), ullticka (NT), violettgrå tagellav (NT), kattfotslav (S), mörk husmossa (S) och vedticka (S). Av dessa är 8 rödlistade. För rödlistade arter har rödlistekategorin angivits inom parentes. Arter som är signalarter enligt Skogsstyrelsen har markerats med (S). För fridlysta arter anges även paragrafen i Artskyddsförordningen som arten är fridlyst enligt.</w:t>
       </w:r>
     </w:p>
     <w:p>
@@ -395,7 +395,7 @@
         <w:rPr>
           <w:i/>
         </w:rPr>
-        <w:t>I det avverkningsanmälda skogsområdet har 10 naturvårdsarter varav 8 rödlistade arter sina livsmiljöer och växtplatser.</w:t>
+        <w:t>I det avverkningsanmälda skogsområdet har 11 naturvårdsarter varav 8 rödlistade arter sina livsmiljöer och växtplatser.</w:t>
       </w:r>
     </w:p>
     <w:p>
@@ -758,7 +758,7 @@
     <w:r>
       <w:tab/>
       <w:tab/>
-      <w:t>2024-10-18</w:t>
+      <w:t>2024-10-19</w:t>
       <w:br/>
       <w:br/>
     </w:r>

--- a/klagomål/A 46144-2024 FSC-klagomål.docx
+++ b/klagomål/A 46144-2024 FSC-klagomål.docx
@@ -758,7 +758,7 @@
     <w:r>
       <w:tab/>
       <w:tab/>
-      <w:t>2024-10-19</w:t>
+      <w:t>2024-10-20</w:t>
       <w:br/>
       <w:br/>
     </w:r>

--- a/klagomål/A 46144-2024 FSC-klagomål.docx
+++ b/klagomål/A 46144-2024 FSC-klagomål.docx
@@ -758,7 +758,7 @@
     <w:r>
       <w:tab/>
       <w:tab/>
-      <w:t>2024-10-20</w:t>
+      <w:t>2024-10-21</w:t>
       <w:br/>
       <w:br/>
     </w:r>

--- a/klagomål/A 46144-2024 FSC-klagomål.docx
+++ b/klagomål/A 46144-2024 FSC-klagomål.docx
@@ -758,7 +758,7 @@
     <w:r>
       <w:tab/>
       <w:tab/>
-      <w:t>2024-10-21</w:t>
+      <w:t>2024-10-22</w:t>
       <w:br/>
       <w:br/>
     </w:r>

--- a/klagomål/A 46144-2024 FSC-klagomål.docx
+++ b/klagomål/A 46144-2024 FSC-klagomål.docx
@@ -758,7 +758,7 @@
     <w:r>
       <w:tab/>
       <w:tab/>
-      <w:t>2024-10-22</w:t>
+      <w:t>2024-10-23</w:t>
       <w:br/>
       <w:br/>
     </w:r>

--- a/klagomål/A 46144-2024 FSC-klagomål.docx
+++ b/klagomål/A 46144-2024 FSC-klagomål.docx
@@ -758,7 +758,7 @@
     <w:r>
       <w:tab/>
       <w:tab/>
-      <w:t>2024-10-23</w:t>
+      <w:t>2024-10-24</w:t>
       <w:br/>
       <w:br/>
     </w:r>
